--- a/EXPORTS/DOCX/review/niveau2/Dutch/Zuid-Afrika.docx
+++ b/EXPORTS/DOCX/review/niveau2/Dutch/Zuid-Afrika.docx
@@ -175,7 +175,7 @@
           <w:rFonts w:ascii="Charis SIL Regular" w:hAnsi="Charis SIL Regular" w:eastAsia="Charis SIL Regular"/>
           <w:b w:val="0"/>
           <w:i w:val="0"/>
-          <w:color w:val="0066CC"/>
+          <w:color w:val="0000FF"/>
           <w:sz w:val="24"/>
           <w:u w:val="single"/>
         </w:rPr>
@@ -199,7 +199,7 @@
           <w:rFonts w:ascii="Charis SIL Regular" w:hAnsi="Charis SIL Regular" w:eastAsia="Charis SIL Regular"/>
           <w:b w:val="0"/>
           <w:i w:val="0"/>
-          <w:color w:val="0066CC"/>
+          <w:color w:val="0000FF"/>
           <w:sz w:val="24"/>
           <w:u w:val="single"/>
         </w:rPr>
@@ -223,10 +223,22 @@
           <w:rFonts w:ascii="Charis SIL Regular" w:hAnsi="Charis SIL Regular" w:eastAsia="Charis SIL Regular"/>
           <w:b w:val="0"/>
           <w:i w:val="0"/>
-          <w:color w:val="0066CC"/>
+          <w:color w:val="0000FF"/>
           <w:sz w:val="24"/>
+          <w:u w:val="single"/>
         </w:rPr>
-        <w:t>Ambtenaren</w:t>
+        <w:t>Ambtena</w:t>
+      </w:r>
+      <w:r>
+        <w:rPr>
+          <w:rFonts w:ascii="Charis SIL Regular" w:hAnsi="Charis SIL Regular" w:eastAsia="Charis SIL Regular"/>
+          <w:b w:val="0"/>
+          <w:i w:val="0"/>
+          <w:color w:val="0000FF"/>
+          <w:sz w:val="24"/>
+          <w:u w:val="single"/>
+        </w:rPr>
+        <w:t>ren</w:t>
       </w:r>
       <w:r>
         <w:br/>
@@ -246,11 +258,22 @@
           <w:rFonts w:ascii="Charis SIL Regular" w:hAnsi="Charis SIL Regular" w:eastAsia="Charis SIL Regular"/>
           <w:b w:val="0"/>
           <w:i w:val="0"/>
-          <w:color w:val="0066CC"/>
+          <w:color w:val="0000FF"/>
           <w:sz w:val="24"/>
           <w:u w:val="single"/>
         </w:rPr>
-        <w:t>Leger en marine</w:t>
+        <w:t>Leger en ma</w:t>
+      </w:r>
+      <w:r>
+        <w:rPr>
+          <w:rFonts w:ascii="Charis SIL Regular" w:hAnsi="Charis SIL Regular" w:eastAsia="Charis SIL Regular"/>
+          <w:b w:val="0"/>
+          <w:i w:val="0"/>
+          <w:color w:val="0000FF"/>
+          <w:sz w:val="24"/>
+          <w:u w:val="single"/>
+        </w:rPr>
+        <w:t>rine</w:t>
       </w:r>
       <w:r>
         <w:br/>
@@ -270,7 +293,7 @@
           <w:rFonts w:ascii="Charis SIL Regular" w:hAnsi="Charis SIL Regular" w:eastAsia="Charis SIL Regular"/>
           <w:b w:val="0"/>
           <w:i w:val="0"/>
-          <w:color w:val="0066CC"/>
+          <w:color w:val="0000FF"/>
           <w:sz w:val="24"/>
           <w:u w:val="single"/>
         </w:rPr>
@@ -281,7 +304,7 @@
           <w:rFonts w:ascii="Charis SIL Regular" w:hAnsi="Charis SIL Regular" w:eastAsia="Charis SIL Regular"/>
           <w:b w:val="0"/>
           <w:i w:val="0"/>
-          <w:color w:val="0066CC"/>
+          <w:color w:val="0000FF"/>
           <w:sz w:val="24"/>
           <w:u w:val="single"/>
         </w:rPr>
@@ -302,7 +325,7 @@
           <w:rFonts w:ascii="Charis SIL Regular" w:hAnsi="Charis SIL Regular" w:eastAsia="Charis SIL Regular"/>
           <w:b w:val="0"/>
           <w:i w:val="0"/>
-          <w:color w:val="0066CC"/>
+          <w:color w:val="0000FF"/>
           <w:sz w:val="24"/>
           <w:u w:val="single"/>
         </w:rPr>
@@ -326,7 +349,7 @@
           <w:rFonts w:ascii="Charis SIL Regular" w:hAnsi="Charis SIL Regular" w:eastAsia="Charis SIL Regular"/>
           <w:b w:val="0"/>
           <w:i w:val="0"/>
-          <w:color w:val="0066CC"/>
+          <w:color w:val="0000FF"/>
           <w:sz w:val="24"/>
           <w:u w:val="single"/>
         </w:rPr>
@@ -337,7 +360,7 @@
           <w:rFonts w:ascii="Charis SIL Regular" w:hAnsi="Charis SIL Regular" w:eastAsia="Charis SIL Regular"/>
           <w:b w:val="0"/>
           <w:i w:val="0"/>
-          <w:color w:val="0066CC"/>
+          <w:color w:val="0000FF"/>
           <w:sz w:val="24"/>
           <w:u w:val="single"/>
         </w:rPr>
@@ -361,7 +384,7 @@
           <w:rFonts w:ascii="Charis SIL Regular" w:hAnsi="Charis SIL Regular" w:eastAsia="Charis SIL Regular"/>
           <w:b w:val="0"/>
           <w:i w:val="0"/>
-          <w:color w:val="0066CC"/>
+          <w:color w:val="0000FF"/>
           <w:sz w:val="24"/>
           <w:u w:val="single"/>
         </w:rPr>
@@ -385,7 +408,7 @@
           <w:rFonts w:ascii="Charis SIL Regular" w:hAnsi="Charis SIL Regular" w:eastAsia="Charis SIL Regular"/>
           <w:b w:val="0"/>
           <w:i w:val="0"/>
-          <w:color w:val="0066CC"/>
+          <w:color w:val="0000FF"/>
           <w:sz w:val="24"/>
           <w:u w:val="single"/>
         </w:rPr>
@@ -396,7 +419,7 @@
           <w:rFonts w:ascii="Charis SIL Regular" w:hAnsi="Charis SIL Regular" w:eastAsia="Charis SIL Regular"/>
           <w:b w:val="0"/>
           <w:i w:val="0"/>
-          <w:color w:val="0066CC"/>
+          <w:color w:val="0000FF"/>
           <w:sz w:val="24"/>
           <w:u w:val="single"/>
         </w:rPr>

--- a/EXPORTS/DOCX/review/niveau2/Dutch/Zuid-Afrika.docx
+++ b/EXPORTS/DOCX/review/niveau2/Dutch/Zuid-Afrika.docx
@@ -451,7 +451,7 @@
         <w:autoSpaceDN w:val="0"/>
         <w:autoSpaceDE w:val="0"/>
         <w:widowControl/>
-        <w:spacing w:line="540" w:lineRule="exact" w:before="476" w:after="0"/>
+        <w:spacing w:line="540" w:lineRule="exact" w:before="456" w:after="0"/>
         <w:ind w:left="0" w:right="0" w:firstLine="0"/>
         <w:jc w:val="left"/>
       </w:pPr>
